--- a/Damsel and Desire - Character Sheet.docx
+++ b/Damsel and Desire - Character Sheet.docx
@@ -3732,7 +3732,7 @@
                       <w:color w:val="718096"/>
                       <w:sz w:val="13"/>
                     </w:rPr>
-                    <w:t>Pilihan Ekskul: Student Council, Kendo, Martial art, Olahraga, Drama, KIR/OSN, Pramuka/Paskin, Pecinta Alam, Penyiaran, Literatur, Band, Painting.</w:t>
+                    <w:t>Pilihan Ekskul: Student Council, Kendo, Martial art, Olahraga, Drama, KIR/OSN, Pramuka/Paskin, Pecinta Alam, Penyiaran, Literatur, Band, Painting, Photography, Cooking, Occult, Gaming.</w:t>
                     <w:br/>
                     <w:t>Kemampuan khusus, hak akses ruangan klub, fasilitas ekskul:</w:t>
                     <w:br/>
